--- a/论文项目/submission_package_EAAI/03_cover_letter/cover letter.docx
+++ b/论文项目/submission_package_EAAI/03_cover_letter/cover letter.docx
@@ -112,14 +112,12 @@
         </w:rPr>
         <w:t>. The paper presents a reinforcement learning-based motion planning framework for computer numerical control (CNC) machining, aiming to generate smooth and dynamically feasible interpolation trajectories for mixed CAM-generated tool paths under contour-tolerance and kinematic constraints. The work aligns well with the journal</w:t>
       </w:r>
-      <w:proofErr w:type="gramStart"/>
       <w:r>
         <w:rPr>
           <w:rFonts w:hint="eastAsia"/>
         </w:rPr>
         <w:t>’</w:t>
       </w:r>
-      <w:proofErr w:type="gramEnd"/>
       <w:r>
         <w:rPr>
           <w:rFonts w:hint="eastAsia"/>
@@ -133,21 +131,7 @@
         <w:rPr>
           <w:rFonts w:hint="eastAsia"/>
         </w:rPr>
-        <w:t xml:space="preserve">In this study, we propose a Jerk-constrained Neural Numerical Controller (J-NNC) that formulates CNC motion planning as a closed-loop constrained sequential decision-making problem. The proposed framework uses Proximal Policy Optimization (PPO) to learn steering, </w:t>
-      </w:r>
-      <w:proofErr w:type="spellStart"/>
-      <w:r>
-        <w:rPr>
-          <w:rFonts w:hint="eastAsia"/>
-        </w:rPr>
-        <w:t>feedrate</w:t>
-      </w:r>
-      <w:proofErr w:type="spellEnd"/>
-      <w:r>
-        <w:rPr>
-          <w:rFonts w:hint="eastAsia"/>
-        </w:rPr>
-        <w:t>, and preview-distance actions, enabling the policy to adaptively select the geometric perception scale required for straight-line feeding, corner entry, corner traversal, and corner exit. Furthermore, a structured state representation is designed by integrating real-time kinematic information, contour error, corner awareness, and multi-scale preview geometry, so that the learned controller can use the available tolerance band to form smooth local transition trajectories instead of strictly following the original polyline.</w:t>
+        <w:t>In this study, we propose a Jerk-constrained Neural Numerical Controller (J-NNC) that formulates CNC motion planning as a closed-loop constrained sequential decision-making problem. The proposed framework uses Proximal Policy Optimization (PPO) to learn steering, feedrate, and preview-distance actions, enabling the policy to adaptively select the geometric perception scale required for straight-line feeding, corner entry, corner traversal, and corner exit. Furthermore, a structured state representation is designed by integrating real-time kinematic information, contour error, corner awareness, and multi-scale preview geometry, so that the learned controller can use the available tolerance band to form smooth local transition trajectories instead of strictly following the original polyline.</w:t>
       </w:r>
     </w:p>
     <w:p/>
@@ -156,21 +140,7 @@
         <w:rPr>
           <w:rFonts w:hint="eastAsia"/>
         </w:rPr>
-        <w:t xml:space="preserve">A key contribution of the manuscript is the introduction of an interpretable kinematic constraint module (KCM), which acts as a jerk-constrained action-projection layer between the policy output and the execution layer. The KCM maps unconstrained steering and </w:t>
-      </w:r>
-      <w:proofErr w:type="spellStart"/>
-      <w:r>
-        <w:rPr>
-          <w:rFonts w:hint="eastAsia"/>
-        </w:rPr>
-        <w:t>feedrate</w:t>
-      </w:r>
-      <w:proofErr w:type="spellEnd"/>
-      <w:r>
-        <w:rPr>
-          <w:rFonts w:hint="eastAsia"/>
-        </w:rPr>
-        <w:t xml:space="preserve"> commands into executable interpolation commands that satisfy prescribed bounds on velocity, acceleration, and jerk in both linear and angular motion channels. In this way, the proposed method combines the adaptability of reinforcement learning with explicit execution-level constraint enforcement, improving the dynamic feasibility of learning-based CNC motion planning.</w:t>
+        <w:t>A key contribution of the manuscript is the introduction of an interpretable kinematic constraint module (KCM), which acts as a jerk-constrained action-projection layer between the policy output and the execution layer. The KCM maps unconstrained steering and feedrate commands into executable interpolation commands that satisfy prescribed bounds on velocity, acceleration, and jerk in both linear and angular motion channels. In this way, the proposed method combines the adaptability of reinforcement learning with explicit execution-level constraint enforcement, improving the dynamic feasibility of learning-based CNC motion planning.</w:t>
       </w:r>
     </w:p>
     <w:p/>
@@ -208,40 +178,11 @@
       </w:r>
     </w:p>
     <w:p>
-      <w:pPr>
-        <w:rPr>
-          <w:rFonts w:hint="eastAsia"/>
-        </w:rPr>
-      </w:pPr>
-      <w:proofErr w:type="spellStart"/>
-      <w:r>
-        <w:t>H</w:t>
-      </w:r>
-      <w:r>
-        <w:rPr>
-          <w:rFonts w:hint="eastAsia"/>
-        </w:rPr>
-        <w:t>uicheng</w:t>
-      </w:r>
-      <w:proofErr w:type="spellEnd"/>
-      <w:r>
-        <w:rPr>
-          <w:rFonts w:hint="eastAsia"/>
-        </w:rPr>
-        <w:t xml:space="preserve"> Zhou</w:t>
-      </w:r>
-    </w:p>
-    <w:p>
-      <w:pPr>
-        <w:rPr>
-          <w:rFonts w:hint="eastAsia"/>
-        </w:rPr>
-      </w:pPr>
-      <w:r>
-        <w:rPr>
-          <w:rFonts w:hint="eastAsia"/>
-        </w:rPr>
-        <w:t>Professor</w:t>
+      <w:r>
+        <w:rPr>
+          <w:rFonts w:hint="eastAsia"/>
+        </w:rPr>
+        <w:t>Zifang Hu</w:t>
       </w:r>
       <w:r>
         <w:br/>
@@ -267,7 +208,13 @@
         <w:rPr>
           <w:rFonts w:hint="eastAsia"/>
         </w:rPr>
-        <w:t>zhouhuicheng@hust.edu.cn</w:t>
+        <w:t>huzifang</w:t>
+      </w:r>
+      <w:r>
+        <w:rPr>
+          <w:rFonts w:hint="eastAsia"/>
+        </w:rPr>
+        <w:t>@hust.edu.cn</w:t>
       </w:r>
     </w:p>
     <w:sectPr>
